--- a/(192365032)RAPTOR PROGRAMS.docx
+++ b/(192365032)RAPTOR PROGRAMS.docx
@@ -13,7 +13,7 @@
         <w:t xml:space="preserve">                             </w:t>
       </w:r>
       <w:r>
-        <w:t>Ch.B. Vinay</w:t>
+        <w:t>M. DEVI VARA PRASAD</w:t>
       </w:r>
     </w:p>
     <w:p>
@@ -21,10 +21,10 @@
         <w:jc w:val="right"/>
       </w:pPr>
       <w:r>
-        <w:t>19242</w:t>
-      </w:r>
-      <w:r>
-        <w:t>5148</w:t>
+        <w:t>192</w:t>
+      </w:r>
+      <w:r>
+        <w:t>365032</w:t>
       </w:r>
       <w:r>
         <w:br/>
@@ -182,7 +182,7 @@
           <w:noProof/>
         </w:rPr>
         <w:drawing>
-          <wp:anchor distT="0" distB="0" distL="114300" distR="114300" simplePos="0" relativeHeight="251659264" behindDoc="0" locked="0" layoutInCell="1" allowOverlap="1" wp14:anchorId="3F73A55D" wp14:editId="70E34982">
+          <wp:anchor distT="0" distB="0" distL="114300" distR="114300" simplePos="0" relativeHeight="251659264" behindDoc="0" locked="0" layoutInCell="1" allowOverlap="1" wp14:anchorId="3F73A55D" wp14:editId="24852151">
             <wp:simplePos x="0" y="0"/>
             <wp:positionH relativeFrom="margin">
               <wp:align>center</wp:align>
@@ -335,7 +335,7 @@
           <w:noProof/>
         </w:rPr>
         <w:drawing>
-          <wp:anchor distT="0" distB="0" distL="114300" distR="114300" simplePos="0" relativeHeight="251660288" behindDoc="0" locked="0" layoutInCell="1" allowOverlap="1" wp14:anchorId="78954423" wp14:editId="6E9F5095">
+          <wp:anchor distT="0" distB="0" distL="114300" distR="114300" simplePos="0" relativeHeight="251660288" behindDoc="0" locked="0" layoutInCell="1" allowOverlap="1" wp14:anchorId="78954423" wp14:editId="3425ADB1">
             <wp:simplePos x="0" y="0"/>
             <wp:positionH relativeFrom="margin">
               <wp:align>left</wp:align>
